--- a/aura-documents/output/word/04-client-policies/02-booking-arrival-cancellation-no-show-policy.docx
+++ b/aura-documents/output/word/04-client-policies/02-booking-arrival-cancellation-no-show-policy.docx
@@ -30,7 +30,7 @@
           <w:color w:val="7A6753"/>
           <w:sz w:val="16"/>
         </w:rPr>
-        <w:t xml:space="preserve">Document No. AUR-CLI-02 · Version 0.1 (Draft) · Owner: General Manager · Effective: </w:t>
+        <w:t xml:space="preserve">Document No. AUR-CLI-02 · Version 0.2 (Draft) · Owner: General Manager · Effective: </w:t>
       </w:r>
       <w:r>
         <w:rPr>
@@ -89,7 +89,7 @@
           <w:color w:val="4A3A2C"/>
           <w:sz w:val="20"/>
         </w:rPr>
-        <w:t>This policy explains how guests and members book, arrive at, change and cancel sessions at The Aura Reset Center, 332 Jumeirah First, Jumeirah Beach Road, Jumeirah 1, Dubai. It applies to all 11 modalities, goal-based "Find your reset" sequences, memberships, guest passes and group bookings. Hosts apply it consistently, warmly and without judgement. The General Manager may make exceptions where fairness requires it.</w:t>
+        <w:t>This policy explains how guests and members book, arrive at, change and cancel sessions at The Aura Reset Center, 332 Jumeirah First, Jumeirah Beach Road, Jumeirah 1, Dubai. It applies to all launch modalities and sessions (including Guided Breathwork, Sound Healing and the first-visit Healer consultation), goal-based "Find your reset" sequences, memberships, guest passes and group bookings. Hosts apply it consistently, warmly and without judgement. The General Manager may make exceptions where fairness requires it.</w:t>
       </w:r>
     </w:p>
     <w:p>
@@ -104,7 +104,7 @@
           <w:color w:val="4A3A2C"/>
           <w:sz w:val="20"/>
         </w:rPr>
-        <w:t xml:space="preserve">Some clinical services (IV Nutrient Therapy and, where required, Hyperbaric Oxygen) are subject to DHA requirements </w:t>
+        <w:t xml:space="preserve">No medical treatments are offered at launch. Hyperbaric Oxygen is offered as a non-medical wellness session </w:t>
       </w:r>
       <w:r>
         <w:rPr>
@@ -114,7 +114,7 @@
           <w:color w:val="A6754C"/>
           <w:sz w:val="20"/>
         </w:rPr>
-        <w:t>[DHA licence / approval reference]</w:t>
+        <w:t>[confirm licensing requirements for hyperbaric with DHA / licensing authority]</w:t>
       </w:r>
       <w:r>
         <w:rPr>
@@ -124,7 +124,7 @@
           <w:color w:val="4A3A2C"/>
           <w:sz w:val="20"/>
         </w:rPr>
-        <w:t>. Where DHA rules require something stricter than this policy, DHA rules apply.</w:t>
+        <w:t>. Where DHA or licensing-authority rules require something stricter than this policy, those rules apply.</w:t>
       </w:r>
     </w:p>
     <w:p>
@@ -192,20 +192,10 @@
           <w:rFonts w:ascii="Jost" w:hAnsi="Jost" w:cs="Jost" w:eastAsia="Jost"/>
           <w:b w:val="0"/>
           <w:i w:val="0"/>
-          <w:color w:val="A6754C"/>
-          <w:sz w:val="20"/>
-        </w:rPr>
-        <w:t>[Phone]</w:t>
-      </w:r>
-      <w:r>
-        <w:rPr>
-          <w:rFonts w:ascii="Jost" w:hAnsi="Jost" w:cs="Jost" w:eastAsia="Jost"/>
-          <w:b w:val="0"/>
-          <w:i w:val="0"/>
           <w:color w:val="4A3A2C"/>
           <w:sz w:val="20"/>
         </w:rPr>
-        <w:t xml:space="preserve"> or </w:t>
+        <w:t xml:space="preserve">WhatsApp at </w:t>
       </w:r>
       <w:r>
         <w:rPr>
@@ -223,6 +213,26 @@
         <w:pStyle w:val="ListBullet"/>
         <w:spacing w:before="0" w:after="60" w:line="300" w:lineRule="auto"/>
       </w:pPr>
+      <w:r>
+        <w:rPr>
+          <w:rFonts w:ascii="Jost" w:hAnsi="Jost" w:cs="Jost" w:eastAsia="Jost"/>
+          <w:b w:val="0"/>
+          <w:i w:val="0"/>
+          <w:color w:val="A6754C"/>
+          <w:sz w:val="20"/>
+        </w:rPr>
+        <w:t>[Phone]</w:t>
+      </w:r>
+      <w:r>
+        <w:rPr>
+          <w:rFonts w:ascii="Jost" w:hAnsi="Jost" w:cs="Jost" w:eastAsia="Jost"/>
+          <w:b w:val="0"/>
+          <w:i w:val="0"/>
+          <w:color w:val="4A3A2C"/>
+          <w:sz w:val="20"/>
+        </w:rPr>
+        <w:t xml:space="preserve"> or </w:t>
+      </w:r>
       <w:r>
         <w:rPr>
           <w:rFonts w:ascii="Jost" w:hAnsi="Jost" w:cs="Jost" w:eastAsia="Jost"/>
@@ -262,7 +272,7 @@
           <w:color w:val="4A3A2C"/>
           <w:sz w:val="20"/>
         </w:rPr>
-        <w:t xml:space="preserve">Each request names a modality, a goal sequence or "Not sure yet — build my reset", and a preferred time band: Morning 8–11am, Midday 11am–2pm, Afternoon 2–5pm or Evening 5–8pm. Opening hours are </w:t>
+        <w:t xml:space="preserve">Many new guests reach us through our paid advertising campaigns (Meta/Instagram/Google). Every enquiry, from an ad, the website or WhatsApp, is answered within </w:t>
       </w:r>
       <w:r>
         <w:rPr>
@@ -272,7 +282,27 @@
           <w:color w:val="A6754C"/>
           <w:sz w:val="20"/>
         </w:rPr>
-        <w:t>[Opening hours]</w:t>
+        <w:t>[___ minutes]</w:t>
+      </w:r>
+      <w:r>
+        <w:rPr>
+          <w:rFonts w:ascii="Jost" w:hAnsi="Jost" w:cs="Jost" w:eastAsia="Jost"/>
+          <w:b w:val="0"/>
+          <w:i w:val="0"/>
+          <w:color w:val="4A3A2C"/>
+          <w:sz w:val="20"/>
+        </w:rPr>
+        <w:t xml:space="preserve"> during opening hours. Bookings are managed in </w:t>
+      </w:r>
+      <w:r>
+        <w:rPr>
+          <w:rFonts w:ascii="Jost" w:hAnsi="Jost" w:cs="Jost" w:eastAsia="Jost"/>
+          <w:b w:val="0"/>
+          <w:i w:val="0"/>
+          <w:color w:val="A6754C"/>
+          <w:sz w:val="20"/>
+        </w:rPr>
+        <w:t>[Booking system — to be chosen]</w:t>
       </w:r>
       <w:r>
         <w:rPr>
@@ -283,6 +313,21 @@
           <w:sz w:val="20"/>
         </w:rPr>
         <w:t>.</w:t>
+      </w:r>
+    </w:p>
+    <w:p>
+      <w:pPr>
+        <w:spacing w:before="0" w:after="120" w:line="312" w:lineRule="auto"/>
+      </w:pPr>
+      <w:r>
+        <w:rPr>
+          <w:rFonts w:ascii="Jost" w:hAnsi="Jost" w:cs="Jost" w:eastAsia="Jost"/>
+          <w:b w:val="0"/>
+          <w:i w:val="0"/>
+          <w:color w:val="4A3A2C"/>
+          <w:sz w:val="20"/>
+        </w:rPr>
+        <w:t>Each request names a modality, a goal sequence or "Not sure yet — build my reset", and a preferred time band: Morning 9am–12pm, Midday 12–3pm, Afternoon 3–6pm or Evening 6–9pm. We are open 7 days a week, 9:00am–9:00pm.</w:t>
       </w:r>
     </w:p>
     <w:p>
@@ -332,7 +377,47 @@
           <w:color w:val="4A3A2C"/>
           <w:sz w:val="20"/>
         </w:rPr>
-        <w:t>First-time guests complete a short health questionnaire before their first session. IV Nutrient Therapy and Hyperbaric Oxygen also require a clinician screen. We may need to move or decline a booking if the screen indicates a modality is not suitable.</w:t>
+        <w:t>First-time guests complete a short health questionnaire before their first session, and every first visit begins with a consultation with one of our Healers (</w:t>
+      </w:r>
+      <w:r>
+        <w:rPr>
+          <w:rFonts w:ascii="Jost" w:hAnsi="Jost" w:cs="Jost" w:eastAsia="Jost"/>
+          <w:b w:val="0"/>
+          <w:i w:val="0"/>
+          <w:color w:val="A6754C"/>
+          <w:sz w:val="20"/>
+        </w:rPr>
+        <w:t>[30–45 min proposed]</w:t>
+      </w:r>
+      <w:r>
+        <w:rPr>
+          <w:rFonts w:ascii="Jost" w:hAnsi="Jost" w:cs="Jost" w:eastAsia="Jost"/>
+          <w:b w:val="0"/>
+          <w:i w:val="0"/>
+          <w:color w:val="4A3A2C"/>
+          <w:sz w:val="20"/>
+        </w:rPr>
+        <w:t xml:space="preserve">), who identifies the core issue and designs a personalised package. Hyperbaric Oxygen also requires a pre-session screen by a trained host </w:t>
+      </w:r>
+      <w:r>
+        <w:rPr>
+          <w:rFonts w:ascii="Jost" w:hAnsi="Jost" w:cs="Jost" w:eastAsia="Jost"/>
+          <w:b w:val="0"/>
+          <w:i w:val="0"/>
+          <w:color w:val="A6754C"/>
+          <w:sz w:val="20"/>
+        </w:rPr>
+        <w:t>[per Elevé protocol — pending]</w:t>
+      </w:r>
+      <w:r>
+        <w:rPr>
+          <w:rFonts w:ascii="Jost" w:hAnsi="Jost" w:cs="Jost" w:eastAsia="Jost"/>
+          <w:b w:val="0"/>
+          <w:i w:val="0"/>
+          <w:color w:val="4A3A2C"/>
+          <w:sz w:val="20"/>
+        </w:rPr>
+        <w:t>. We may need to move or decline a booking if the screen indicates a modality is not suitable.</w:t>
       </w:r>
     </w:p>
     <w:p>
@@ -528,7 +613,7 @@
           <w:color w:val="4A3A2C"/>
           <w:sz w:val="20"/>
         </w:rPr>
-        <w:t xml:space="preserve">To protect high-demand and clinical slots, we may ask for one of the following </w:t>
+        <w:t xml:space="preserve">To protect high-demand slots (we have one unit of each machine), we may ask for one of the following </w:t>
       </w:r>
       <w:r>
         <w:rPr>
@@ -600,7 +685,7 @@
           <w:color w:val="4A3A2C"/>
           <w:sz w:val="20"/>
         </w:rPr>
-        <w:t xml:space="preserve"> for IV Nutrient Therapy, Hyperbaric Oxygen, group bookings and "Find your reset" sequences.</w:t>
+        <w:t xml:space="preserve"> for Hyperbaric Oxygen, group bookings and "Find your reset" sequences.</w:t>
       </w:r>
     </w:p>
     <w:p>
@@ -615,7 +700,7 @@
           <w:color w:val="4A3A2C"/>
           <w:sz w:val="20"/>
         </w:rPr>
-        <w:t xml:space="preserve">Card details are stored only by our payment provider </w:t>
+        <w:t xml:space="preserve">We accept Apple Pay, card and cash. Buy-now-pay-later (Tabby) will be added later. Card details are stored only by our payment provider </w:t>
       </w:r>
       <w:r>
         <w:rPr>
@@ -732,7 +817,7 @@
           <w:color w:val="4A3A2C"/>
           <w:sz w:val="20"/>
         </w:rPr>
-        <w:t>A shower is required before the float tank and cold plunge.</w:t>
+        <w:t>A shower is required before the cold plunge.</w:t>
       </w:r>
     </w:p>
     <w:p>
@@ -748,7 +833,43 @@
           <w:color w:val="4A3A2C"/>
           <w:sz w:val="20"/>
         </w:rPr>
-        <w:t>Robes, towels, slippers and everything each modality needs are provided. You need bring nothing.</w:t>
+        <w:t>Robes, Aura-branded towels, Aura-branded clothing to wear in the centre, hotel-style Aura-branded slippers and everything each modality needs are provided. You need bring nothing.</w:t>
+      </w:r>
+    </w:p>
+    <w:p>
+      <w:pPr>
+        <w:pStyle w:val="ListBullet"/>
+        <w:spacing w:before="0" w:after="60" w:line="300" w:lineRule="auto"/>
+      </w:pPr>
+      <w:r>
+        <w:rPr>
+          <w:rFonts w:ascii="Jost" w:hAnsi="Jost" w:cs="Jost" w:eastAsia="Jost"/>
+          <w:b w:val="0"/>
+          <w:i w:val="0"/>
+          <w:color w:val="4A3A2C"/>
+          <w:sz w:val="20"/>
+        </w:rPr>
+        <w:t xml:space="preserve">Refreshments are served on arrival and after your session </w:t>
+      </w:r>
+      <w:r>
+        <w:rPr>
+          <w:rFonts w:ascii="Jost" w:hAnsi="Jost" w:cs="Jost" w:eastAsia="Jost"/>
+          <w:b w:val="0"/>
+          <w:i w:val="0"/>
+          <w:color w:val="A6754C"/>
+          <w:sz w:val="20"/>
+        </w:rPr>
+        <w:t>[menu to confirm]</w:t>
+      </w:r>
+      <w:r>
+        <w:rPr>
+          <w:rFonts w:ascii="Jost" w:hAnsi="Jost" w:cs="Jost" w:eastAsia="Jost"/>
+          <w:b w:val="0"/>
+          <w:i w:val="0"/>
+          <w:color w:val="4A3A2C"/>
+          <w:sz w:val="20"/>
+        </w:rPr>
+        <w:t>.</w:t>
       </w:r>
     </w:p>
     <w:p>
@@ -849,7 +970,7 @@
           <w:color w:val="4A3A2C"/>
           <w:sz w:val="20"/>
         </w:rPr>
-        <w:t xml:space="preserve"> late, or too late for the session to be delivered safely (for example, the IV clinician screen or the hyperbaric pre-check cannot be completed), the booking may be treated as a late cancellation. Your host will try to offer the next available slot first.</w:t>
+        <w:t xml:space="preserve"> late, or too late for the session to be delivered safely (for example, the Healer consultation or the hyperbaric pre-check cannot be completed), the booking may be treated as a late cancellation. Your host will try to offer the next available slot first.</w:t>
       </w:r>
     </w:p>
     <w:p>
@@ -1145,7 +1266,7 @@
                 <w:color w:val="4A3A2C"/>
                 <w:sz w:val="17"/>
               </w:rPr>
-              <w:t xml:space="preserve">IV Nutrient Therapy </w:t>
+              <w:t xml:space="preserve">Hyperbaric Oxygen </w:t>
             </w:r>
             <w:r>
               <w:rPr>
@@ -1217,27 +1338,7 @@
                 <w:color w:val="4A3A2C"/>
                 <w:sz w:val="17"/>
               </w:rPr>
-              <w:t xml:space="preserve"> (formulas may be prepared in advance). Members: discount voucher forfeited, AED </w:t>
-            </w:r>
-            <w:r>
-              <w:rPr>
-                <w:rFonts w:ascii="Jost" w:hAnsi="Jost" w:cs="Jost" w:eastAsia="Jost"/>
-                <w:b w:val="0"/>
-                <w:i w:val="0"/>
-                <w:color w:val="A6754C"/>
-                <w:sz w:val="17"/>
-              </w:rPr>
-              <w:t>[___]</w:t>
-            </w:r>
-            <w:r>
-              <w:rPr>
-                <w:rFonts w:ascii="Jost" w:hAnsi="Jost" w:cs="Jost" w:eastAsia="Jost"/>
-                <w:b w:val="0"/>
-                <w:i w:val="0"/>
-                <w:color w:val="4A3A2C"/>
-                <w:sz w:val="17"/>
-              </w:rPr>
-              <w:t xml:space="preserve"> fee</w:t>
+              <w:t>. Members: session counted as used</w:t>
             </w:r>
           </w:p>
         </w:tc>
@@ -1259,17 +1360,7 @@
                 <w:color w:val="4A3A2C"/>
                 <w:sz w:val="17"/>
               </w:rPr>
-              <w:t xml:space="preserve">Hyperbaric Oxygen </w:t>
-            </w:r>
-            <w:r>
-              <w:rPr>
-                <w:rFonts w:ascii="Jost" w:hAnsi="Jost" w:cs="Jost" w:eastAsia="Jost"/>
-                <w:b w:val="0"/>
-                <w:i w:val="0"/>
-                <w:color w:val="A6754C"/>
-                <w:sz w:val="17"/>
-              </w:rPr>
-              <w:t>[proposed]</w:t>
+              <w:t>"Find your reset" sequences</w:t>
             </w:r>
           </w:p>
         </w:tc>
@@ -1289,98 +1380,13 @@
                 <w:color w:val="4A3A2C"/>
                 <w:sz w:val="17"/>
               </w:rPr>
-              <w:t>More than 48 hours before</w:t>
+              <w:t>More than 24 hours before (48 hours if the sequence includes hyperbaric)</w:t>
             </w:r>
           </w:p>
         </w:tc>
         <w:tc>
           <w:tcPr>
             <w:tcW w:type="dxa" w:w="3137"/>
-          </w:tcPr>
-          <w:p>
-            <w:pPr>
-              <w:spacing w:before="40" w:after="40" w:line="276" w:lineRule="auto"/>
-            </w:pPr>
-            <w:r>
-              <w:rPr>
-                <w:rFonts w:ascii="Jost" w:hAnsi="Jost" w:cs="Jost" w:eastAsia="Jost"/>
-                <w:b w:val="0"/>
-                <w:i w:val="0"/>
-                <w:color w:val="4A3A2C"/>
-                <w:sz w:val="17"/>
-              </w:rPr>
-              <w:t xml:space="preserve">AED </w:t>
-            </w:r>
-            <w:r>
-              <w:rPr>
-                <w:rFonts w:ascii="Jost" w:hAnsi="Jost" w:cs="Jost" w:eastAsia="Jost"/>
-                <w:b w:val="0"/>
-                <w:i w:val="0"/>
-                <w:color w:val="A6754C"/>
-                <w:sz w:val="17"/>
-              </w:rPr>
-              <w:t>[___]</w:t>
-            </w:r>
-            <w:r>
-              <w:rPr>
-                <w:rFonts w:ascii="Jost" w:hAnsi="Jost" w:cs="Jost" w:eastAsia="Jost"/>
-                <w:b w:val="0"/>
-                <w:i w:val="0"/>
-                <w:color w:val="4A3A2C"/>
-                <w:sz w:val="17"/>
-              </w:rPr>
-              <w:t>. Members: session counted as used</w:t>
-            </w:r>
-          </w:p>
-        </w:tc>
-      </w:tr>
-      <w:tr>
-        <w:tc>
-          <w:tcPr>
-            <w:tcW w:type="dxa" w:w="3137"/>
-            <w:shd w:val="clear" w:color="auto" w:fill="FBF5EE"/>
-          </w:tcPr>
-          <w:p>
-            <w:pPr>
-              <w:spacing w:before="40" w:after="40" w:line="276" w:lineRule="auto"/>
-            </w:pPr>
-            <w:r>
-              <w:rPr>
-                <w:rFonts w:ascii="Jost" w:hAnsi="Jost" w:cs="Jost" w:eastAsia="Jost"/>
-                <w:b w:val="0"/>
-                <w:i w:val="0"/>
-                <w:color w:val="4A3A2C"/>
-                <w:sz w:val="17"/>
-              </w:rPr>
-              <w:t>"Find your reset" sequences</w:t>
-            </w:r>
-          </w:p>
-        </w:tc>
-        <w:tc>
-          <w:tcPr>
-            <w:tcW w:type="dxa" w:w="3137"/>
-            <w:shd w:val="clear" w:color="auto" w:fill="FBF5EE"/>
-          </w:tcPr>
-          <w:p>
-            <w:pPr>
-              <w:spacing w:before="40" w:after="40" w:line="276" w:lineRule="auto"/>
-            </w:pPr>
-            <w:r>
-              <w:rPr>
-                <w:rFonts w:ascii="Jost" w:hAnsi="Jost" w:cs="Jost" w:eastAsia="Jost"/>
-                <w:b w:val="0"/>
-                <w:i w:val="0"/>
-                <w:color w:val="4A3A2C"/>
-                <w:sz w:val="17"/>
-              </w:rPr>
-              <w:t>More than 24 hours before (48 hours if the sequence includes IV or hyperbaric)</w:t>
-            </w:r>
-          </w:p>
-        </w:tc>
-        <w:tc>
-          <w:tcPr>
-            <w:tcW w:type="dxa" w:w="3137"/>
-            <w:shd w:val="clear" w:color="auto" w:fill="FBF5EE"/>
           </w:tcPr>
           <w:p>
             <w:pPr>
@@ -1413,6 +1419,7 @@
         <w:tc>
           <w:tcPr>
             <w:tcW w:type="dxa" w:w="3137"/>
+            <w:shd w:val="clear" w:color="auto" w:fill="FBF5EE"/>
           </w:tcPr>
           <w:p>
             <w:pPr>
@@ -1433,6 +1440,7 @@
         <w:tc>
           <w:tcPr>
             <w:tcW w:type="dxa" w:w="3137"/>
+            <w:shd w:val="clear" w:color="auto" w:fill="FBF5EE"/>
           </w:tcPr>
           <w:p>
             <w:pPr>
@@ -1453,6 +1461,7 @@
         <w:tc>
           <w:tcPr>
             <w:tcW w:type="dxa" w:w="3137"/>
+            <w:shd w:val="clear" w:color="auto" w:fill="FBF5EE"/>
           </w:tcPr>
           <w:p>
             <w:pPr>
@@ -2140,7 +2149,27 @@
           <w:color w:val="4A3A2C"/>
           <w:sz w:val="20"/>
         </w:rPr>
-        <w:t>Guest passes cover one core-modality session; they do not cover IV Nutrient Therapy.</w:t>
+        <w:t xml:space="preserve">Guest passes cover one core-modality session; they do not cover add-ons or retail </w:t>
+      </w:r>
+      <w:r>
+        <w:rPr>
+          <w:rFonts w:ascii="Jost" w:hAnsi="Jost" w:cs="Jost" w:eastAsia="Jost"/>
+          <w:b w:val="0"/>
+          <w:i w:val="0"/>
+          <w:color w:val="A6754C"/>
+          <w:sz w:val="20"/>
+        </w:rPr>
+        <w:t>[confirm]</w:t>
+      </w:r>
+      <w:r>
+        <w:rPr>
+          <w:rFonts w:ascii="Jost" w:hAnsi="Jost" w:cs="Jost" w:eastAsia="Jost"/>
+          <w:b w:val="0"/>
+          <w:i w:val="0"/>
+          <w:color w:val="4A3A2C"/>
+          <w:sz w:val="20"/>
+        </w:rPr>
+        <w:t>.</w:t>
       </w:r>
     </w:p>
     <w:p>
@@ -2202,7 +2231,7 @@
           <w:color w:val="4A3A2C"/>
           <w:sz w:val="20"/>
         </w:rPr>
-        <w:t>We may need to reschedule you if equipment is unavailable, an Elevé service visit runs over, or a clinician is unavailable. We will tell you as early as possible and offer the next suitable slot or a credit (see AUR-CLI-03).</w:t>
+        <w:t>We may need to reschedule you if equipment is unavailable, an Elevé service visit runs over, or a Healer or facilitator is unavailable. We will tell you as early as possible and offer the next suitable slot or a credit (see AUR-CLI-03).</w:t>
       </w:r>
     </w:p>
     <w:p>
@@ -2251,7 +2280,27 @@
           <w:color w:val="4A3A2C"/>
           <w:sz w:val="20"/>
         </w:rPr>
-        <w:t xml:space="preserve"> or more guests, private studio hire, corporate sessions and small-group breathwork:</w:t>
+        <w:t xml:space="preserve"> or more guests, private studio hire, corporate sessions and small-group breathwork or sound healing (up to </w:t>
+      </w:r>
+      <w:r>
+        <w:rPr>
+          <w:rFonts w:ascii="Jost" w:hAnsi="Jost" w:cs="Jost" w:eastAsia="Jost"/>
+          <w:b w:val="0"/>
+          <w:i w:val="0"/>
+          <w:color w:val="A6754C"/>
+          <w:sz w:val="20"/>
+        </w:rPr>
+        <w:t>[__]</w:t>
+      </w:r>
+      <w:r>
+        <w:rPr>
+          <w:rFonts w:ascii="Jost" w:hAnsi="Jost" w:cs="Jost" w:eastAsia="Jost"/>
+          <w:b w:val="0"/>
+          <w:i w:val="0"/>
+          <w:color w:val="4A3A2C"/>
+          <w:sz w:val="20"/>
+        </w:rPr>
+        <w:t xml:space="preserve"> guests):</w:t>
       </w:r>
     </w:p>
     <w:p>
@@ -2618,7 +2667,7 @@
           <w:color w:val="4A3A2C"/>
           <w:sz w:val="20"/>
         </w:rPr>
-        <w:t>If a host or clinician finds on the day that a modality is not suitable (for example, after the health check-in), the session is not charged and we offer an alternative modality, a later date or a credit.</w:t>
+        <w:t>If a host or Healer finds on the day that a modality is not suitable (for example, after the health check-in), the session is not charged and we offer an alternative modality, a later date or a credit.</w:t>
       </w:r>
     </w:p>
     <w:p>
@@ -3013,6 +3062,92 @@
           </w:p>
         </w:tc>
       </w:tr>
+      <w:tr>
+        <w:tc>
+          <w:tcPr>
+            <w:tcW w:type="dxa" w:w="2353"/>
+            <w:shd w:val="clear" w:color="auto" w:fill="FBF5EE"/>
+          </w:tcPr>
+          <w:p>
+            <w:pPr>
+              <w:spacing w:before="40" w:after="40" w:line="276" w:lineRule="auto"/>
+            </w:pPr>
+            <w:r>
+              <w:rPr>
+                <w:rFonts w:ascii="Jost" w:hAnsi="Jost" w:cs="Jost" w:eastAsia="Jost"/>
+                <w:b w:val="0"/>
+                <w:i w:val="0"/>
+                <w:color w:val="4A3A2C"/>
+                <w:sz w:val="17"/>
+              </w:rPr>
+              <w:t>0.2</w:t>
+            </w:r>
+          </w:p>
+        </w:tc>
+        <w:tc>
+          <w:tcPr>
+            <w:tcW w:type="dxa" w:w="2353"/>
+            <w:shd w:val="clear" w:color="auto" w:fill="FBF5EE"/>
+          </w:tcPr>
+          <w:p>
+            <w:pPr>
+              <w:spacing w:before="40" w:after="40" w:line="276" w:lineRule="auto"/>
+            </w:pPr>
+            <w:r>
+              <w:rPr>
+                <w:rFonts w:ascii="Jost" w:hAnsi="Jost" w:cs="Jost" w:eastAsia="Jost"/>
+                <w:b w:val="0"/>
+                <w:i w:val="0"/>
+                <w:color w:val="A6754C"/>
+                <w:sz w:val="17"/>
+              </w:rPr>
+              <w:t>[Date]</w:t>
+            </w:r>
+          </w:p>
+        </w:tc>
+        <w:tc>
+          <w:tcPr>
+            <w:tcW w:type="dxa" w:w="2353"/>
+            <w:shd w:val="clear" w:color="auto" w:fill="FBF5EE"/>
+          </w:tcPr>
+          <w:p>
+            <w:pPr>
+              <w:spacing w:before="40" w:after="40" w:line="276" w:lineRule="auto"/>
+            </w:pPr>
+            <w:r>
+              <w:rPr>
+                <w:rFonts w:ascii="Jost" w:hAnsi="Jost" w:cs="Jost" w:eastAsia="Jost"/>
+                <w:b w:val="0"/>
+                <w:i w:val="0"/>
+                <w:color w:val="4A3A2C"/>
+                <w:sz w:val="17"/>
+              </w:rPr>
+              <w:t>Updated to General Manager operating decisions of 28 Oct 2026 (hours, Healer consultation, Sound Healing, no IV or wet float at launch, payments)</w:t>
+            </w:r>
+          </w:p>
+        </w:tc>
+        <w:tc>
+          <w:tcPr>
+            <w:tcW w:type="dxa" w:w="2353"/>
+            <w:shd w:val="clear" w:color="auto" w:fill="FBF5EE"/>
+          </w:tcPr>
+          <w:p>
+            <w:pPr>
+              <w:spacing w:before="40" w:after="40" w:line="276" w:lineRule="auto"/>
+            </w:pPr>
+            <w:r>
+              <w:rPr>
+                <w:rFonts w:ascii="Jost" w:hAnsi="Jost" w:cs="Jost" w:eastAsia="Jost"/>
+                <w:b w:val="0"/>
+                <w:i w:val="0"/>
+                <w:color w:val="4A3A2C"/>
+                <w:sz w:val="17"/>
+              </w:rPr>
+              <w:t>General Manager</w:t>
+            </w:r>
+          </w:p>
+        </w:tc>
+      </w:tr>
     </w:tbl>
     <w:p>
       <w:pPr>
